--- a/tailored_resumes_daily_20261025_210622/Goldman_Sachs_The_Core_Engineering_-_Se_4379689055/VipulSapra_Resume.docx
+++ b/tailored_resumes_daily_20261025_210622/Goldman_Sachs_The_Core_Engineering_-_Se_4379689055/VipulSapra_Resume.docx
@@ -24,7 +24,7 @@
   <Characters>4097</Characters>
   <Lines>27</Lines>
   <Paragraphs>7</Paragraphs>
-  <TotalTime>0</TotalTime>
+  <TotalTime>17</TotalTime>
   <ScaleCrop>false</ScaleCrop>
   <LinksUpToDate>false</LinksUpToDate>
   <CharactersWithSpaces>5504</CharactersWithSpaces>
@@ -39,7 +39,7 @@
   <dc:creator>Sapra, Vipul (sapravl)</dc:creator>
   <cp:lastModifiedBy>vpsap</cp:lastModifiedBy>
   <cp:lastPrinted>2023-02-17T02:26:00Z</cp:lastPrinted>
-  <dcterms:modified xsi:type="dcterms:W3CDTF">2026-10-29T01:44:03Z</dcterms:modified>
+  <dcterms:modified xsi:type="dcterms:W3CDTF">2026-10-29T01:44:46Z</dcterms:modified>
   <cp:revision>115</cp:revision>
 </cp:coreProperties>
 </file>
@@ -67,18 +67,17 @@
         <w:ind w:left="1010" w:right="1007"/>
         <w:jc w:val="center"/>
         <w:rPr>
-          <w:rStyle w:val="6"/>
-        </w:rPr>
-      </w:pPr>
-      <w:r>
-        <w:rPr>
           <w:b/>
           <w:sz w:val="36"/>
         </w:rPr>
+      </w:pPr>
+      <w:r>
+        <w:rPr>
+          <w:b/>
+          <w:sz w:val="36"/>
+        </w:rPr>
         <w:t>Vipul Sapra</w:t>
       </w:r>
-      <w:bookmarkStart w:id="0" w:name="_GoBack"/>
-      <w:bookmarkEnd w:id="0"/>
     </w:p>
     <w:p>
       <w:pPr>
@@ -86,12 +85,36 @@
         <w:spacing w:line="292" w:lineRule="exact"/>
         <w:ind w:right="1011"/>
         <w:jc w:val="center"/>
-        <w:rPr>
-          <w:rStyle w:val="6"/>
-        </w:rPr>
-      </w:pPr>
-      <w:r>
-        <w:t>Charlotte, North Carolina | 513-693-6897 |</w:t>
+      </w:pPr>
+      <w:r>
+        <w:rPr>
+          <w:rFonts w:hint="default"/>
+          <w:lang w:val="en-US"/>
+        </w:rPr>
+        <w:t>Kharghar</w:t>
+      </w:r>
+      <w:r>
+        <w:t xml:space="preserve">, </w:t>
+      </w:r>
+      <w:r>
+        <w:rPr>
+          <w:rFonts w:hint="default"/>
+          <w:lang w:val="en-US"/>
+        </w:rPr>
+        <w:t>Navi Mumbai</w:t>
+      </w:r>
+      <w:r>
+        <w:t xml:space="preserve"> | </w:t>
+      </w:r>
+      <w:r>
+        <w:rPr>
+          <w:rFonts w:hint="default"/>
+          <w:lang w:val="en-US"/>
+        </w:rPr>
+        <w:t>8888-033-168</w:t>
+      </w:r>
+      <w:r>
+        <w:t xml:space="preserve"> |</w:t>
       </w:r>
       <w:r>
         <w:rPr>
@@ -586,7 +609,7 @@
       <w:r>
         <w:rPr>
         </w:rPr>
-        <w:t xml:space="preserve">Agentic AI Frameworks, GenAI, Retrieval-Augmented Generation (RAG), Prompt Engineering, Model Fine-Tuning, Dimensional Data Modeling, Star/Snowflake Schemas, Slowly Changing Dimensions (SCD Type 1/2), MLOps, Data Governance, Anomaly Detection, Predictive Modeling, Time-Series Forecasting (SARIMA), Root Cause Analysis, CI/CD</w:t>
+        <w:t xml:space="preserve">Generative AI, Agentic Workflows, Prompt Orchestration, Retrieval-Augmented Generation (RAG), Large Language Models, Autonomous Anomaly Detection, Supervised Machine Learning, Time-Series Modeling (SARIMA), MLOps, Distributed Data Engineering, Dimensional Modeling (Star/Snowflake), Data Governance &amp; Lineage.</w:t>
       </w:r>
     </w:p>
     <w:p>
@@ -599,141 +622,14 @@
       </w:pPr>
       <w:r>
         <w:rPr>
-          <w:b/>
-        </w:rPr>
-        <w:t xml:space="preserve">Programming Languages and Tools: </w:t>
-      </w:r>
-      <w:r>
-        <w:rPr>
-          <w:rFonts w:hint="default" w:asciiTheme="minorHAnsi" w:hAnsiTheme="minorHAnsi" w:cstheme="minorHAnsi"/>
-          <w:lang w:val="en-US"/>
-        </w:rPr>
-        <w:t xml:space="preserve">Agentic AI powered KIRO IDE, </w:t>
-      </w:r>
-      <w:r>
-        <w:rPr>
-          <w:rFonts w:asciiTheme="minorHAnsi" w:hAnsiTheme="minorHAnsi" w:cstheme="minorHAnsi"/>
-        </w:rPr>
-        <w:t xml:space="preserve">SQL, Python, </w:t>
-      </w:r>
-      <w:r>
-        <w:rPr>
-          <w:rFonts w:asciiTheme="minorHAnsi" w:hAnsiTheme="minorHAnsi" w:eastAsiaTheme="minorHAnsi" w:cstheme="minorHAnsi"/>
-          <w:lang w:bidi="ar-SA"/>
-        </w:rPr>
-        <w:t>UNIX Shell Scripting,</w:t>
-      </w:r>
-      <w:r>
-        <w:rPr>
-          <w:rFonts w:asciiTheme="minorHAnsi" w:hAnsiTheme="minorHAnsi" w:cstheme="minorHAnsi"/>
-        </w:rPr>
-        <w:t xml:space="preserve"> Redshift, </w:t>
-      </w:r>
-      <w:r>
-        <w:rPr>
-          <w:rFonts w:asciiTheme="minorHAnsi" w:hAnsiTheme="minorHAnsi" w:eastAsiaTheme="minorHAnsi" w:cstheme="minorHAnsi"/>
-          <w:lang w:bidi="ar-SA"/>
-        </w:rPr>
-        <w:t>Teradata,</w:t>
-      </w:r>
-      <w:r>
-        <w:rPr>
-          <w:rFonts w:asciiTheme="minorHAnsi" w:hAnsiTheme="minorHAnsi" w:cstheme="minorHAnsi"/>
-        </w:rPr>
-        <w:t xml:space="preserve"> Snowflake,</w:t>
-      </w:r>
-      <w:r>
-        <w:rPr>
-          <w:rFonts w:hint="default" w:asciiTheme="minorHAnsi" w:hAnsiTheme="minorHAnsi" w:cstheme="minorHAnsi"/>
-          <w:lang w:val="en-US"/>
-        </w:rPr>
-        <w:t xml:space="preserve"> </w:t>
-      </w:r>
-      <w:r>
-        <w:rPr>
-          <w:rFonts w:asciiTheme="minorHAnsi" w:hAnsiTheme="minorHAnsi" w:cstheme="minorHAnsi"/>
-        </w:rPr>
-        <w:t>Apache Spark, Hadoop</w:t>
-      </w:r>
-      <w:r>
-        <w:rPr>
-          <w:rFonts w:hint="default" w:asciiTheme="minorHAnsi" w:hAnsiTheme="minorHAnsi" w:cstheme="minorHAnsi"/>
-          <w:lang w:val="en-US"/>
-        </w:rPr>
-        <w:t xml:space="preserve">, </w:t>
-      </w:r>
-      <w:r>
-        <w:rPr>
-          <w:rFonts w:asciiTheme="minorHAnsi" w:hAnsiTheme="minorHAnsi" w:cstheme="minorHAnsi"/>
-        </w:rPr>
-        <w:t>MSTR, Tableau,</w:t>
-      </w:r>
-      <w:r>
-        <w:rPr>
-          <w:rFonts w:hint="default" w:asciiTheme="minorHAnsi" w:hAnsiTheme="minorHAnsi" w:cstheme="minorHAnsi"/>
-          <w:lang w:val="en-US"/>
-        </w:rPr>
-        <w:t xml:space="preserve"> </w:t>
-      </w:r>
-      <w:r>
-        <w:rPr>
-          <w:rFonts w:asciiTheme="minorHAnsi" w:hAnsiTheme="minorHAnsi" w:cstheme="minorHAnsi"/>
-        </w:rPr>
-        <w:t>TensorFlow, Keras, XGBoost, Scikit-Learn</w:t>
-      </w:r>
-      <w:r>
-        <w:rPr>
-          <w:rFonts w:hint="default" w:asciiTheme="minorHAnsi" w:hAnsiTheme="minorHAnsi" w:cstheme="minorHAnsi"/>
-          <w:lang w:val="en-US"/>
-        </w:rPr>
-        <w:t>,</w:t>
-      </w:r>
-      <w:r>
-        <w:rPr>
-          <w:rFonts w:asciiTheme="minorHAnsi" w:hAnsiTheme="minorHAnsi" w:cstheme="minorHAnsi"/>
-        </w:rPr>
-        <w:t xml:space="preserve"> JIRA, </w:t>
-      </w:r>
-      <w:r>
-        <w:rPr>
-          <w:rFonts w:asciiTheme="minorHAnsi" w:hAnsiTheme="minorHAnsi" w:cstheme="minorHAnsi"/>
-          <w:bCs/>
-        </w:rPr>
-        <w:t>Collibra</w:t>
-      </w:r>
-      <w:r>
-        <w:rPr>
-          <w:rFonts w:hint="default" w:asciiTheme="minorHAnsi" w:hAnsiTheme="minorHAnsi" w:cstheme="minorHAnsi"/>
-          <w:bCs/>
-          <w:lang w:val="en-US"/>
-        </w:rPr>
-        <w:t xml:space="preserve">, </w:t>
-      </w:r>
-      <w:r>
-        <w:rPr>
-          <w:rFonts w:asciiTheme="minorHAnsi" w:hAnsiTheme="minorHAnsi" w:cstheme="minorHAnsi"/>
-        </w:rPr>
-        <w:t>One Automation,</w:t>
-      </w:r>
-      <w:r>
-        <w:rPr>
-          <w:rFonts w:hint="default" w:asciiTheme="minorHAnsi" w:hAnsiTheme="minorHAnsi" w:cstheme="minorHAnsi"/>
-          <w:lang w:val="en-US"/>
-        </w:rPr>
-        <w:t xml:space="preserve"> Airflow, </w:t>
-      </w:r>
-      <w:r>
-        <w:rPr>
-          <w:rFonts w:asciiTheme="minorHAnsi" w:hAnsiTheme="minorHAnsi" w:cstheme="minorHAnsi"/>
-        </w:rPr>
-        <w:t>Microsoft Excel</w:t>
-      </w:r>
-      <w:r>
-        <w:rPr>
-          <w:rFonts w:hint="default" w:asciiTheme="minorHAnsi" w:hAnsiTheme="minorHAnsi" w:cstheme="minorHAnsi"/>
-          <w:lang w:val="en-US"/>
-        </w:rPr>
-        <w:t>.</w:t>
+          <w:b xmlns:w="http://schemas.openxmlformats.org/wordprocessingml/2006/main"/>
+        </w:rPr>
+        <w:t>Programming Languages and Tools: </w:t>
+      </w:r>
+      <w:r>
+        <w:rPr>
+        </w:rPr>
+        <w:t xml:space="preserve">Python, PyTorch, TensorFlow, Scikit-Learn, Hugging Face, KIRO IDE, Azure Databricks, Azure Data Factory, Azure Synapse, AWS S3, Redshift, Snowflake, Apache Spark, PySpark, Power BI (DAX), Tableau, Collibra, Docker, Kubernetes, Git.</w:t>
       </w:r>
     </w:p>
     <w:p>
@@ -918,7 +814,7 @@
           <w:bCs/>
           <w:lang w:val="en-US" w:bidi="ar-SA"/>
         </w:rPr>
-        <w:t xml:space="preserve">AI / ML &amp; Data Engineering Associate &amp; AI Engineer </w:t>
+        <w:t xml:space="preserve">Senior AI &amp; Data Platforms Engineer </w:t>
       </w:r>
       <w:r>
         <w:rPr>
@@ -1003,53 +899,22 @@
       </w:pPr>
       <w:r>
         <w:rPr>
-          <w:rFonts w:hint="default" w:ascii="Calibri" w:hAnsi="Calibri" w:cs="Calibri"/>
-          <w:b/>
-          <w:bCs/>
-          <w:sz w:val="22"/>
-          <w:szCs w:val="22"/>
-        </w:rPr>
-        <w:t>Engineered an enterprise AI-driven reporting platform</w:t>
-      </w:r>
-      <w:r>
-        <w:rPr>
-          <w:rFonts w:hint="default" w:ascii="Calibri" w:hAnsi="Calibri" w:cs="Calibri"/>
-          <w:sz w:val="22"/>
-          <w:szCs w:val="22"/>
-        </w:rPr>
-        <w:t xml:space="preserve"> that autonomously answers ad-hoc data questions, streamlining scheduled report delivery and reducing manual reporting turnaround for business stakeholders.</w:t>
-      </w:r>
-      <w:r>
-        <w:rPr>
-          <w:rFonts w:hint="default" w:ascii="Calibri" w:hAnsi="Calibri" w:cs="Calibri"/>
-          <w:b w:val="0"/>
-          <w:bCs w:val="0"/>
-          <w:sz w:val="22"/>
-          <w:szCs w:val="22"/>
-          <w:lang w:val="en-US"/>
-        </w:rPr>
-        <w:t xml:space="preserve"> </w:t>
-      </w:r>
-      <w:r>
-        <w:rPr>
-          <w:rFonts w:hint="default" w:asciiTheme="minorHAnsi" w:hAnsiTheme="minorHAnsi" w:cstheme="minorHAnsi"/>
-          <w:b/>
-          <w:bCs/>
-          <w:sz w:val="22"/>
-          <w:szCs w:val="22"/>
-          <w:lang w:val="en-US"/>
-        </w:rPr>
-        <w:t>Agentic AI powered KIRO IDE</w:t>
-      </w:r>
-      <w:r>
-        <w:rPr>
-          <w:rFonts w:hint="default" w:ascii="Calibri" w:hAnsi="Calibri" w:cs="Calibri"/>
-          <w:b w:val="0"/>
-          <w:bCs w:val="0"/>
-          <w:sz w:val="22"/>
-          <w:szCs w:val="22"/>
-        </w:rPr>
-        <w:t>.</w:t>
+          <w:rFonts xmlns:w="http://schemas.openxmlformats.org/wordprocessingml/2006/main" w:hint="default" w:ascii="Calibri" w:hAnsi="Calibri" w:cs="Calibri"/>
+          <w:b xmlns:w="http://schemas.openxmlformats.org/wordprocessingml/2006/main"/>
+          <w:bCs xmlns:w="http://schemas.openxmlformats.org/wordprocessingml/2006/main"/>
+          <w:sz xmlns:w="http://schemas.openxmlformats.org/wordprocessingml/2006/main" w:val="22"/>
+          <w:szCs xmlns:w="http://schemas.openxmlformats.org/wordprocessingml/2006/main" w:val="22"/>
+        </w:rPr>
+        <w:t>Architected and deployed custom autonomous agentic workflows </w:t>
+      </w:r>
+      <w:r>
+        <w:rPr>
+          <w:rFonts xmlns:w="http://schemas.openxmlformats.org/wordprocessingml/2006/main" w:hint="default" w:ascii="Calibri" w:hAnsi="Calibri" w:cs="Calibri"/>
+          <w:bCs xmlns:w="http://schemas.openxmlformats.org/wordprocessingml/2006/main"/>
+          <w:sz xmlns:w="http://schemas.openxmlformats.org/wordprocessingml/2006/main" w:val="22"/>
+          <w:szCs xmlns:w="http://schemas.openxmlformats.org/wordprocessingml/2006/main" w:val="22"/>
+        </w:rPr>
+        <w:t xml:space="preserve">(KIRO IDE, prompt orchestration, Copilot) to automate complex schema discovery, data profiling, regex classification, and code migration, reducing manual delivery turnaround by 40-50%.</w:t>
       </w:r>
     </w:p>
     <w:p>
@@ -1072,50 +937,22 @@
       </w:pPr>
       <w:r>
         <w:rPr>
-          <w:rFonts w:hint="default" w:ascii="Calibri" w:hAnsi="Calibri" w:cs="Calibri"/>
-          <w:b/>
-          <w:bCs/>
-          <w:sz w:val="22"/>
-          <w:szCs w:val="22"/>
-        </w:rPr>
-        <w:t>Engineered a custom Data Profiler tool</w:t>
-      </w:r>
-      <w:r>
-        <w:rPr>
-          <w:rFonts w:hint="default" w:ascii="Calibri" w:hAnsi="Calibri" w:cs="Calibri"/>
-          <w:sz w:val="22"/>
-          <w:szCs w:val="22"/>
-        </w:rPr>
-        <w:t xml:space="preserve"> using </w:t>
-      </w:r>
-      <w:r>
-        <w:rPr>
-          <w:rFonts w:hint="default" w:ascii="Calibri" w:hAnsi="Calibri" w:cs="Calibri"/>
-          <w:b/>
-          <w:bCs/>
-          <w:sz w:val="22"/>
-          <w:szCs w:val="22"/>
-          <w:lang w:val="en-US"/>
-        </w:rPr>
-        <w:t xml:space="preserve">Agentic AI powered </w:t>
-      </w:r>
-      <w:r>
-        <w:rPr>
-          <w:rFonts w:hint="default" w:ascii="Calibri" w:hAnsi="Calibri" w:cs="Calibri"/>
-          <w:b/>
-          <w:bCs/>
-          <w:sz w:val="22"/>
-          <w:szCs w:val="22"/>
-        </w:rPr>
-        <w:t>KIRO IDE</w:t>
-      </w:r>
-      <w:r>
-        <w:rPr>
-          <w:rFonts w:hint="default" w:ascii="Calibri" w:hAnsi="Calibri" w:cs="Calibri"/>
-          <w:sz w:val="22"/>
-          <w:szCs w:val="22"/>
-        </w:rPr>
-        <w:t xml:space="preserve"> to automate the initial assessment of raw datasets, reducing the time spent on manual data discovery by over 40%.</w:t>
+          <w:rFonts xmlns:w="http://schemas.openxmlformats.org/wordprocessingml/2006/main" w:hint="default" w:ascii="Calibri" w:hAnsi="Calibri" w:cs="Calibri"/>
+          <w:b xmlns:w="http://schemas.openxmlformats.org/wordprocessingml/2006/main"/>
+          <w:bCs xmlns:w="http://schemas.openxmlformats.org/wordprocessingml/2006/main"/>
+          <w:sz xmlns:w="http://schemas.openxmlformats.org/wordprocessingml/2006/main" w:val="22"/>
+          <w:szCs xmlns:w="http://schemas.openxmlformats.org/wordprocessingml/2006/main" w:val="22"/>
+        </w:rPr>
+        <w:t>Engineered and operated autonomous machine learning anomaly detection </w:t>
+      </w:r>
+      <w:r>
+        <w:rPr>
+          <w:rFonts xmlns:w="http://schemas.openxmlformats.org/wordprocessingml/2006/main" w:hint="default" w:ascii="Calibri" w:hAnsi="Calibri" w:cs="Calibri"/>
+          <w:bCs xmlns:w="http://schemas.openxmlformats.org/wordprocessingml/2006/main"/>
+          <w:sz xmlns:w="http://schemas.openxmlformats.org/wordprocessingml/2006/main" w:val="22"/>
+          <w:szCs xmlns:w="http://schemas.openxmlformats.org/wordprocessingml/2006/main" w:val="22"/>
+        </w:rPr>
+        <w:t xml:space="preserve">frameworks identifying schema variations, distribution drift, and ETL discrepancies with 95% precision, safeguarding downstream data integrity and compliance reporting.</w:t>
       </w:r>
     </w:p>
     <w:p>
@@ -1144,7 +981,7 @@
           <w:sz xmlns:w="http://schemas.openxmlformats.org/wordprocessingml/2006/main" w:val="22"/>
           <w:szCs xmlns:w="http://schemas.openxmlformats.org/wordprocessingml/2006/main" w:val="22"/>
         </w:rPr>
-        <w:t>Architected Agentic AI and GenAI Frameworks </w:t>
+        <w:t>Developed scalable predictive machine learning models </w:t>
       </w:r>
       <w:r>
         <w:rPr>
@@ -1153,7 +990,7 @@
           <w:sz xmlns:w="http://schemas.openxmlformats.org/wordprocessingml/2006/main" w:val="22"/>
           <w:szCs xmlns:w="http://schemas.openxmlformats.org/wordprocessingml/2006/main" w:val="22"/>
         </w:rPr>
-        <w:t xml:space="preserve">Designed and deployed conversational AI and automated QA testing frameworks (SpectrumIQ) cutting manual testing turnaround by 50% while applying prompt engineering, automated profiling, and regex classification for complex data pipelines.</w:t>
+        <w:t xml:space="preserve">(XGBoost, Random Forests, Scikit-Learn) to predict customer behavior and operational risks, delivering actionable insights that improved enterprise service reliability by 20%.</w:t>
       </w:r>
     </w:p>
     <w:p>
@@ -1184,7 +1021,7 @@
           <w:szCs xmlns:w="http://schemas.openxmlformats.org/wordprocessingml/2006/main" w:val="22"/>
           <w:lang xmlns:w="http://schemas.openxmlformats.org/wordprocessingml/2006/main" w:val="en-US"/>
         </w:rPr>
-        <w:t>Implemented Predictive Machine Learning and Anomaly Detection </w:t>
+        <w:t>Built automated evaluation and testing frameworks for conversational AI </w:t>
       </w:r>
       <w:r>
         <w:rPr>
@@ -1194,7 +1031,7 @@
           <w:szCs xmlns:w="http://schemas.openxmlformats.org/wordprocessingml/2006/main" w:val="22"/>
           <w:lang xmlns:w="http://schemas.openxmlformats.org/wordprocessingml/2006/main" w:val="en-US"/>
         </w:rPr>
-        <w:t xml:space="preserve">Developed proactive anomaly detection and predictive modeling systems using XGBoost, Random Forests, Scikit-Learn, and SARIMA with 95% accuracy, mitigating ETL discrepancies and optimizing resource allocation by 20%.</w:t>
+        <w:t xml:space="preserve">(SpectrumIQ enterprise virtual assistant), cutting manual QA turnaround by 50% and accelerating secure, production-grade release cycles.</w:t>
       </w:r>
     </w:p>
     <w:p>
@@ -1224,7 +1061,7 @@
           <w:sz xmlns:w="http://schemas.openxmlformats.org/wordprocessingml/2006/main" w:val="22"/>
           <w:szCs xmlns:w="http://schemas.openxmlformats.org/wordprocessingml/2006/main" w:val="22"/>
         </w:rPr>
-        <w:t>Optimized High-Throughput Data Infrastructure and Pipelines </w:t>
+        <w:t>Designed high-throughput distributed cloud data pipelines </w:t>
       </w:r>
       <w:r>
         <w:rPr>
@@ -1233,7 +1070,7 @@
           <w:sz xmlns:w="http://schemas.openxmlformats.org/wordprocessingml/2006/main" w:val="22"/>
           <w:szCs xmlns:w="http://schemas.openxmlformats.org/wordprocessingml/2006/main" w:val="22"/>
         </w:rPr>
-        <w:t xml:space="preserve">Engineered high-performance SQL stored procedures, dimensional data modeling (Star/Snowflake schemas), and Slowly Changing Dimensions (SCD Type 1/2) for scalable processing of structured and unstructured datasets.</w:t>
+        <w:t xml:space="preserve">and dimensional models using Azure (ADF, Databricks, Synapse, SQL) and AWS (S3, Redshift) to process hundreds of terabytes under strict 99.9% availability SLAs.</w:t>
       </w:r>
     </w:p>
     <w:p>
@@ -1249,21 +1086,12 @@
       </w:pPr>
       <w:r>
         <w:rPr>
-          <w:rFonts w:hint="default" w:asciiTheme="minorHAnsi" w:hAnsiTheme="minorHAnsi" w:eastAsiaTheme="minorHAnsi" w:cstheme="minorHAnsi"/>
-          <w:b/>
-          <w:bCs/>
-          <w:lang w:val="en-US" w:bidi="ar-SA"/>
-        </w:rPr>
-        <w:t>ETL Developer</w:t>
-      </w:r>
-      <w:r>
-        <w:rPr>
-          <w:rFonts w:hint="default" w:ascii="Calibri" w:hAnsi="Calibri" w:cs="Calibri"/>
-          <w:sz w:val="22"/>
-          <w:szCs w:val="22"/>
-          <w:lang w:val="en-US"/>
-        </w:rPr>
-        <w:t xml:space="preserve"> </w:t>
+          <w:rFonts xmlns:w="http://schemas.openxmlformats.org/wordprocessingml/2006/main" w:hint="default" w:asciiTheme="minorHAnsi" w:hAnsiTheme="minorHAnsi" w:eastAsiaTheme="minorHAnsi" w:cstheme="minorHAnsi"/>
+          <w:b xmlns:w="http://schemas.openxmlformats.org/wordprocessingml/2006/main"/>
+          <w:bCs xmlns:w="http://schemas.openxmlformats.org/wordprocessingml/2006/main"/>
+          <w:lang xmlns:w="http://schemas.openxmlformats.org/wordprocessingml/2006/main" w:val="en-US" w:bidi="ar-SA"/>
+        </w:rPr>
+        <w:t>Data Scientist &amp; Machine Learning Specialist</w:t>
       </w:r>
     </w:p>
     <w:p>
@@ -1292,7 +1120,7 @@
           <w:sz xmlns:w="http://schemas.openxmlformats.org/wordprocessingml/2006/main" w:val="22"/>
           <w:szCs xmlns:w="http://schemas.openxmlformats.org/wordprocessingml/2006/main" w:val="22"/>
         </w:rPr>
-        <w:t>Operationalized MLOps and Cloud-Scale Analytics </w:t>
+        <w:t>Architected advanced time-series forecasting models </w:t>
       </w:r>
       <w:r>
         <w:rPr>
@@ -1301,7 +1129,7 @@
           <w:sz xmlns:w="http://schemas.openxmlformats.org/wordprocessingml/2006/main" w:val="22"/>
           <w:szCs xmlns:w="http://schemas.openxmlformats.org/wordprocessingml/2006/main" w:val="22"/>
         </w:rPr>
-        <w:t xml:space="preserve">Managed end-to-end cloud deployments across Azure (ADF, Synapse, Databricks, SQL) and AWS (S3, Redshift), leveraging Apache Spark/PySpark, Airflow batch monitoring, and containerized architectures for production-ready reliability.</w:t>
+        <w:t xml:space="preserve">(SARIMA) to predict truck rolls and field support demand, optimizing workforce capacity allocation and reducing response times by 20%.</w:t>
       </w:r>
     </w:p>
     <w:p>
@@ -1330,7 +1158,7 @@
           <w:sz xmlns:w="http://schemas.openxmlformats.org/wordprocessingml/2006/main" w:val="22"/>
           <w:szCs xmlns:w="http://schemas.openxmlformats.org/wordprocessingml/2006/main" w:val="22"/>
         </w:rPr>
-        <w:t>Mastered Advanced Statistical and Machine Learning Methodologies </w:t>
+        <w:t>Engineered automated source-to-target reconciliation firewalls </w:t>
       </w:r>
       <w:r>
         <w:rPr>
@@ -1339,7 +1167,7 @@
           <w:sz xmlns:w="http://schemas.openxmlformats.org/wordprocessingml/2006/main" w:val="22"/>
           <w:szCs xmlns:w="http://schemas.openxmlformats.org/wordprocessingml/2006/main" w:val="22"/>
         </w:rPr>
-        <w:t xml:space="preserve">Completed rigorous coursework in information systems and data science at the University of Cincinnati, achieving a 3.95/4.0 GPA with specialized focus on predictive algorithms and data analytics.</w:t>
+        <w:t xml:space="preserve">and governance lineage models using Collibra, reducing operational audit turnaround times by over 80%.</w:t>
       </w:r>
     </w:p>
     <w:p>
@@ -1360,41 +1188,26 @@
           <w:szCs w:val="22"/>
         </w:rPr>
       </w:pPr>
-      <w:r>
-        <w:rPr>
-          <w:rFonts w:hint="default" w:ascii="Calibri" w:hAnsi="Calibri" w:eastAsia="SimSun" w:cs="Calibri"/>
-          <w:b/>
-          <w:bCs/>
-          <w:sz w:val="22"/>
-          <w:szCs w:val="22"/>
-        </w:rPr>
-        <w:t>Engineered an automated, notification-driven Data Quality Audit framework</w:t>
-      </w:r>
-      <w:r>
-        <w:rPr>
-          <w:rFonts w:hint="default" w:ascii="Calibri" w:hAnsi="Calibri" w:eastAsia="SimSun" w:cs="Calibri"/>
-          <w:sz w:val="22"/>
-          <w:szCs w:val="22"/>
-        </w:rPr>
-        <w:t xml:space="preserve"> that streamlined short-term validation cycles; reduced operational turnaround time by </w:t>
-      </w:r>
-      <w:r>
-        <w:rPr>
-          <w:rFonts w:hint="default" w:ascii="Calibri" w:hAnsi="Calibri" w:eastAsia="SimSun" w:cs="Calibri"/>
-          <w:b/>
-          <w:bCs/>
-          <w:sz w:val="22"/>
-          <w:szCs w:val="22"/>
-        </w:rPr>
-        <w:t>over 80%</w:t>
-      </w:r>
-      <w:r>
-        <w:rPr>
-          <w:rFonts w:hint="default" w:ascii="Calibri" w:hAnsi="Calibri" w:eastAsia="SimSun" w:cs="Calibri"/>
-          <w:sz w:val="22"/>
-          <w:szCs w:val="22"/>
-        </w:rPr>
-        <w:t xml:space="preserve"> while ensuring real-time data reliability.</w:t>
+      <w:bookmarkStart w:id="0" w:name="_GoBack"/>
+      <w:bookmarkEnd w:id="0"/>
+      <w:r>
+        <w:rPr>
+          <w:rFonts xmlns:w="http://schemas.openxmlformats.org/wordprocessingml/2006/main" w:hint="default" w:ascii="Calibri" w:hAnsi="Calibri" w:eastAsia="SimSun" w:cs="Calibri"/>
+          <w:b xmlns:w="http://schemas.openxmlformats.org/wordprocessingml/2006/main"/>
+          <w:bCs xmlns:w="http://schemas.openxmlformats.org/wordprocessingml/2006/main"/>
+          <w:sz xmlns:w="http://schemas.openxmlformats.org/wordprocessingml/2006/main" w:val="22"/>
+          <w:szCs xmlns:w="http://schemas.openxmlformats.org/wordprocessingml/2006/main" w:val="22"/>
+        </w:rPr>
+        <w:t>Translated complex transactional telemetry into executive decision intelligence </w:t>
+      </w:r>
+      <w:r>
+        <w:rPr>
+          <w:rFonts xmlns:w="http://schemas.openxmlformats.org/wordprocessingml/2006/main" w:hint="default" w:ascii="Calibri" w:hAnsi="Calibri" w:eastAsia="SimSun" w:cs="Calibri"/>
+          <w:bCs xmlns:w="http://schemas.openxmlformats.org/wordprocessingml/2006/main"/>
+          <w:sz xmlns:w="http://schemas.openxmlformats.org/wordprocessingml/2006/main" w:val="22"/>
+          <w:szCs xmlns:w="http://schemas.openxmlformats.org/wordprocessingml/2006/main" w:val="22"/>
+        </w:rPr>
+        <w:t xml:space="preserve">using advanced Power BI (DAX) and Tableau semantic models to drive corporate risk management and operational strategy.</w:t>
       </w:r>
     </w:p>
     <w:p>
@@ -1414,7 +1227,7 @@
           <w:bCs xmlns:w="http://schemas.openxmlformats.org/wordprocessingml/2006/main"/>
           <w:lang xmlns:w="http://schemas.openxmlformats.org/wordprocessingml/2006/main" w:bidi="ar-SA"/>
         </w:rPr>
-        <w:t>Bachelor of Engineering in Petrochemical</w:t>
+        <w:t>Business Intelligence &amp; Decision Analytics Specialist</w:t>
       </w:r>
     </w:p>
     <w:p>
@@ -1444,7 +1257,7 @@
           <w:sz xmlns:w="http://schemas.openxmlformats.org/wordprocessingml/2006/main" w:val="22"/>
           <w:szCs xmlns:w="http://schemas.openxmlformats.org/wordprocessingml/2006/main" w:val="22"/>
         </w:rPr>
-        <w:t>Built Strong Analytical and Mathematical Foundations </w:t>
+        <w:t>Designed enterprise Key Operating Metric dashboards </w:t>
       </w:r>
       <w:r>
         <w:rPr>
@@ -1453,7 +1266,7 @@
           <w:sz xmlns:w="http://schemas.openxmlformats.org/wordprocessingml/2006/main" w:val="22"/>
           <w:szCs xmlns:w="http://schemas.openxmlformats.org/wordprocessingml/2006/main" w:val="22"/>
         </w:rPr>
-        <w:t xml:space="preserve">Completed core engineering curriculum at Pune University MIT, focusing on complex mathematical modeling, numerical optimization, and system reliability.</w:t>
+        <w:t xml:space="preserve">in Power BI and Tableau, integrating multi-source telemetry to empower stakeholders with real-time risk visibility and performance tracking.</w:t>
       </w:r>
     </w:p>
     <w:p>
@@ -1483,7 +1296,7 @@
           <w:sz xmlns:w="http://schemas.openxmlformats.org/wordprocessingml/2006/main" w:val="22"/>
           <w:szCs xmlns:w="http://schemas.openxmlformats.org/wordprocessingml/2006/main" w:val="22"/>
         </w:rPr>
-        <w:t>Executed Complex Process Automation and Optimization Projects </w:t>
+        <w:t>Implemented rigorous data quality validation pipelines </w:t>
       </w:r>
       <w:r>
         <w:rPr>
@@ -1492,7 +1305,7 @@
           <w:sz xmlns:w="http://schemas.openxmlformats.org/wordprocessingml/2006/main" w:val="22"/>
           <w:szCs xmlns:w="http://schemas.openxmlformats.org/wordprocessingml/2006/main" w:val="22"/>
         </w:rPr>
-        <w:t xml:space="preserve">Analyzed large multivariate data streams to troubleshoot operational bottlenecks and improve system-wide throughput and efficiency.</w:t>
+        <w:t xml:space="preserve">to support large-scale financial and operational reporting frameworks with uncompromised accuracy.</w:t>
       </w:r>
     </w:p>
     <w:p>
@@ -1523,7 +1336,7 @@
           <w:sz xmlns:w="http://schemas.openxmlformats.org/wordprocessingml/2006/main" w:val="22"/>
           <w:szCs xmlns:w="http://schemas.openxmlformats.org/wordprocessingml/2006/main" w:val="22"/>
         </w:rPr>
-        <w:t>Collaborated in Multidisciplinary Technical Environments </w:t>
+        <w:t>Streamlined data governance protocols </w:t>
       </w:r>
       <w:r>
         <w:rPr>
@@ -1532,7 +1345,7 @@
           <w:sz xmlns:w="http://schemas.openxmlformats.org/wordprocessingml/2006/main" w:val="22"/>
           <w:szCs xmlns:w="http://schemas.openxmlformats.org/wordprocessingml/2006/main" w:val="22"/>
         </w:rPr>
-        <w:t xml:space="preserve">Partnered with cross-functional teams to design, test, and maintain robust operational workflows under strict safety and compliance standards.</w:t>
+        <w:t xml:space="preserve">by establishing automated lineage mapping and reconciliation mechanisms to meet strict corporate compliance standards.</w:t>
       </w:r>
     </w:p>
     <w:p>
@@ -1555,22 +1368,21 @@
       </w:pPr>
       <w:r>
         <w:rPr>
-          <w:rFonts xmlns:w="http://schemas.openxmlformats.org/wordprocessingml/2006/main" w:hint="default" w:ascii="Calibri" w:hAnsi="Calibri" w:cs="Calibri"/>
-          <w:b xmlns:w="http://schemas.openxmlformats.org/wordprocessingml/2006/main"/>
-          <w:bCs xmlns:w="http://schemas.openxmlformats.org/wordprocessingml/2006/main"/>
-          <w:sz xmlns:w="http://schemas.openxmlformats.org/wordprocessingml/2006/main" w:val="22"/>
-          <w:szCs xmlns:w="http://schemas.openxmlformats.org/wordprocessingml/2006/main" w:val="22"/>
-        </w:rPr>
-        <w:t>Co-engineered the enterprise-wide Data Advocacy &amp; Governance Program</w:t>
-      </w:r>
-      <w:r>
-        <w:rPr>
-          <w:rFonts xmlns:w="http://schemas.openxmlformats.org/wordprocessingml/2006/main" w:hint="default" w:ascii="Calibri" w:hAnsi="Calibri" w:cs="Calibri"/>
-          <w:bCs xmlns:w="http://schemas.openxmlformats.org/wordprocessingml/2006/main"/>
-          <w:sz xmlns:w="http://schemas.openxmlformats.org/wordprocessingml/2006/main" w:val="22"/>
-          <w:szCs xmlns:w="http://schemas.openxmlformats.org/wordprocessingml/2006/main" w:val="22"/>
-        </w:rPr>
-        <w:t xml:space="preserve"> across insurance portfolios, establishing foundational frameworks for data democratization and organizational accountability.</w:t>
+          <w:rFonts w:hint="default" w:ascii="Calibri" w:hAnsi="Calibri" w:cs="Calibri"/>
+          <w:b/>
+          <w:bCs/>
+          <w:sz w:val="22"/>
+          <w:szCs w:val="22"/>
+        </w:rPr>
+        <w:t>Resolved high-complexity, cross-functional BI challenges</w:t>
+      </w:r>
+      <w:r>
+        <w:rPr>
+          <w:rFonts w:hint="default" w:ascii="Calibri" w:hAnsi="Calibri" w:cs="Calibri"/>
+          <w:sz w:val="22"/>
+          <w:szCs w:val="22"/>
+        </w:rPr>
+        <w:t xml:space="preserve"> by performing advanced statistical analysis to decode intricate data relationships and anomalies, directly influencing strategic business decisions.</w:t>
       </w:r>
     </w:p>
     <w:p>
@@ -2050,13 +1862,6 @@
     <w:family w:val="roman"/>
     <w:pitch w:val="default"/>
     <w:sig w:usb0="E00006FF" w:usb1="420024FF" w:usb2="02000000" w:usb3="00000000" w:csb0="2000019F" w:csb1="00000000"/>
-  </w:font>
-  <w:font w:name="Microsoft YaHei">
-    <w:panose1 w:val="020B0503020204020204"/>
-    <w:charset w:val="86"/>
-    <w:family w:val="auto"/>
-    <w:pitch w:val="default"/>
-    <w:sig w:usb0="80000287" w:usb1="2ACF3C50" w:usb2="00000016" w:usb3="00000000" w:csb0="0004001F" w:csb1="00000000"/>
   </w:font>
 </w:fonts>
 </file>
@@ -2303,7 +2108,6 @@
     <w:rsid w:val="05D617A2"/>
     <w:rsid w:val="06FA0280"/>
     <w:rsid w:val="076012A9"/>
-    <w:rsid w:val="07713742"/>
     <w:rsid w:val="0919607C"/>
     <w:rsid w:val="092D6591"/>
     <w:rsid w:val="09DB613A"/>
@@ -2332,15 +2136,14 @@
     <w:rsid w:val="248B1A81"/>
     <w:rsid w:val="249577B8"/>
     <w:rsid w:val="24CF68B4"/>
+    <w:rsid w:val="2B722945"/>
     <w:rsid w:val="2BAB53B1"/>
-    <w:rsid w:val="2BB85896"/>
     <w:rsid w:val="2BB96D37"/>
     <w:rsid w:val="2C603BDB"/>
     <w:rsid w:val="2C8F472B"/>
     <w:rsid w:val="3013786F"/>
     <w:rsid w:val="3135093F"/>
     <w:rsid w:val="344D27DA"/>
-    <w:rsid w:val="35833459"/>
     <w:rsid w:val="366B5955"/>
     <w:rsid w:val="374259B8"/>
     <w:rsid w:val="383E7EED"/>
@@ -2358,7 +2161,6 @@
     <w:rsid w:val="47E67906"/>
     <w:rsid w:val="47FA2D23"/>
     <w:rsid w:val="495A3BE4"/>
-    <w:rsid w:val="49742590"/>
     <w:rsid w:val="4BA8636F"/>
     <w:rsid w:val="4C2B3CA6"/>
     <w:rsid w:val="4DCE7EE8"/>
@@ -2389,7 +2191,6 @@
     <w:rsid w:val="6F791FD0"/>
     <w:rsid w:val="6FD9000D"/>
     <w:rsid w:val="71974993"/>
-    <w:rsid w:val="728743F3"/>
     <w:rsid w:val="730C43EA"/>
     <w:rsid w:val="738105AF"/>
     <w:rsid w:val="751637A7"/>
